--- a/zaini_case_audit_output/outputs/word/documents/087_مذكرة من المحامي السديري 20-02-1445 ـ الاعتراض على تقرير ابو غزالة.docx
+++ b/zaini_case_audit_output/outputs/word/documents/087_مذكرة من المحامي السديري 20-02-1445 ـ الاعتراض على تقرير ابو غزالة.docx
@@ -70,14 +70,13 @@
     <w:p/>
     <w:p>
       <w:pPr>
+        <w:pStyle w:val="Heading2"/>
         <w:jc w:val="right"/>
         <w:bidi/>
       </w:pPr>
       <w:r>
-        <w:rPr>
-          <w:b w:val="0"/>
-          <w:i w:val="0"/>
-        </w:rPr>
+        <w:t>[نص الضبط / الحكم — المتن الفعلي] ===</w:t>
+        <w:br/>
         <w:t>أسامھ بن احمد بن عباس زيني</w:t>
       </w:r>
     </w:p>

--- a/zaini_case_audit_output/outputs/word/documents/087_مذكرة من المحامي السديري 20-02-1445 ـ الاعتراض على تقرير ابو غزالة.docx
+++ b/zaini_case_audit_output/outputs/word/documents/087_مذكرة من المحامي السديري 20-02-1445 ـ الاعتراض على تقرير ابو غزالة.docx
@@ -75,7 +75,7 @@
         <w:bidi/>
       </w:pPr>
       <w:r>
-        <w:t>[نص الضبط / الحكم — المتن الفعلي] ===</w:t>
+        <w:t>[المتن الفعلي: الوقائع / الأسباب / المنطوق] ===</w:t>
         <w:br/>
         <w:t>أسامھ بن احمد بن عباس زيني</w:t>
       </w:r>

--- a/zaini_case_audit_output/outputs/word/documents/087_مذكرة من المحامي السديري 20-02-1445 ـ الاعتراض على تقرير ابو غزالة.docx
+++ b/zaini_case_audit_output/outputs/word/documents/087_مذكرة من المحامي السديري 20-02-1445 ـ الاعتراض على تقرير ابو غزالة.docx
@@ -181,7 +181,7 @@
           <w:b w:val="0"/>
           <w:i w:val="0"/>
         </w:rPr>
-        <w:t>ابع نب دمحا نب ھماسأ</w:t>
+        <w:t>أسامھ بن احمد بن عبا</w:t>
       </w:r>
     </w:p>
     <w:p>
@@ -194,7 +194,7 @@
           <w:b w:val="0"/>
           <w:i w:val="0"/>
         </w:rPr>
-        <w:t>ابع نب دمحا نب ھماسأ</w:t>
+        <w:t>أسامھ بن احمد بن عبا</w:t>
       </w:r>
     </w:p>
     <w:p>
@@ -207,7 +207,7 @@
           <w:b w:val="0"/>
           <w:i w:val="0"/>
         </w:rPr>
-        <w:t>[ةلازغ وبا ريرقت ىلع ضارتعالا ـ 20-02-1445 يريدسلا يماحملا نم ةركذم :ناونعلا .سوكعملا يبرعلا صنلا هاجتا ببسب لماك لكشب ةءارقلل لباق ريغ/شّوشم صنلا - ًايئوض حوسمم PDF فلم]</w:t>
+        <w:t>[ملف PDF ممسوح ضوئياً - النص مشوّش/غير قابل للقراءة بشكل كامل بسبب اتجاه النص العربي المعكوس. العنوان: مذكرة من المحامي السديري 20-02-1445 ـ الاعتراض على تقرير ابو غزالة]</w:t>
       </w:r>
     </w:p>
     <w:p>
